--- a/블로그글작성/판례/판례_대법원2023두35661_폐기물처리사업계획서_적합여부재량.docx
+++ b/블로그글작성/판례/판례_대법원2023두35661_폐기물처리사업계획서_적합여부재량.docx
@@ -5,6 +5,8 @@
   <w:body>
     <w:p>
       <w:pPr>
+        <w:autoSpaceDE w:val="0"/>
+        <w:autoSpaceDN w:val="0"/>
         <w:spacing w:after="60"/>
       </w:pPr>
       <w:r>
@@ -20,6 +22,8 @@
     <w:p>
       <w:pPr>
         <w:pStyle w:val="law1"/>
+        <w:autoSpaceDE w:val="0"/>
+        <w:autoSpaceDN w:val="0"/>
         <w:spacing w:after="160"/>
       </w:pPr>
       <w:r>
@@ -32,6 +36,8 @@
     </w:p>
     <w:p>
       <w:pPr>
+        <w:autoSpaceDE w:val="0"/>
+        <w:autoSpaceDN w:val="0"/>
         <w:spacing w:after="120"/>
       </w:pPr>
       <w:r>
@@ -39,14 +45,157 @@
           <w:rFonts w:ascii="맑은 고딕" w:hAnsi="맑은 고딕" w:eastAsia="맑은 고딕" w:cs="맑은 고딕"/>
           <w:color w:val="000000"/>
         </w:rPr>
-        <w:t>행정청이 폐기물처리사업계획서를 반려·부적합 통보할 때의 재량 범위와, 그 취소소송에서의 심리·증명책임이 문제된 사건입니다. 대법원은 적합 여부 판단에 행정청의 광범위한 재량을 인정했습니다.</w:t>
+        <w:t>○ 행정청이 폐기물처리사업계획서를 반려·부적합 통보할 때의 재량 범위와, 그 취소소송에서의 심리·증명책임이 문제된 사건입니다. 대법원은 적합 여부 판단에 행정청의 광범위한 재량을 인정했습니다.</w:t>
       </w:r>
     </w:p>
-    <w:p/>
-    <w:p/>
+    <w:p>
+      <w:pPr>
+        <w:autoSpaceDE w:val="0"/>
+        <w:autoSpaceDN w:val="0"/>
+      </w:pPr>
+    </w:p>
+    <w:p>
+      <w:pPr>
+        <w:autoSpaceDE w:val="0"/>
+        <w:autoSpaceDN w:val="0"/>
+      </w:pPr>
+    </w:p>
+    <w:tbl>
+      <w:tblPr>
+        <w:tblW w:type="pct" w:w="5000"/>
+        <w:tblLook w:firstColumn="1" w:firstRow="1" w:lastColumn="0" w:lastRow="0" w:noHBand="0" w:noVBand="1" w:val="04A0"/>
+        <w:tblBorders>
+          <w:top w:val="single" w:sz="14" w:space="0" w:color="808080"/>
+          <w:left w:val="single" w:sz="14" w:space="0" w:color="808080"/>
+          <w:bottom w:val="single" w:sz="14" w:space="0" w:color="808080"/>
+          <w:right w:val="single" w:sz="14" w:space="0" w:color="808080"/>
+          <w:insideH w:val="single" w:sz="4" w:space="0" w:color="B7B7B7"/>
+          <w:insideV w:val="single" w:sz="4" w:space="0" w:color="B7B7B7"/>
+        </w:tblBorders>
+      </w:tblPr>
+      <w:tblGrid>
+        <w:gridCol w:w="9026"/>
+      </w:tblGrid>
+      <w:tr>
+        <w:tc>
+          <w:tcPr>
+            <w:tcW w:type="pct" w:w="5000"/>
+            <w:shd w:val="clear" w:color="auto" w:fill="D9D9D9"/>
+            <w:tcBorders>
+              <w:bottom w:val="double" w:sz="6" w:space="0" w:color="808080"/>
+            </w:tcBorders>
+          </w:tcPr>
+          <w:p>
+            <w:pPr>
+              <w:autoSpaceDE w:val="0"/>
+              <w:autoSpaceDN w:val="0"/>
+            </w:pPr>
+            <w:r/>
+            <w:r>
+              <w:rPr>
+                <w:rFonts w:ascii="맑은 고딕" w:hAnsi="맑은 고딕" w:eastAsia="맑은 고딕" w:cs="맑은 고딕"/>
+                <w:b/>
+                <w:color w:val="000000"/>
+                <w:sz w:val="21"/>
+              </w:rPr>
+              <w:t>※ 간단요약</w:t>
+            </w:r>
+          </w:p>
+        </w:tc>
+      </w:tr>
+      <w:tr>
+        <w:tc>
+          <w:tcPr>
+            <w:tcW w:type="pct" w:w="5000"/>
+            <w:shd w:val="clear" w:color="auto" w:fill="F7F7F7"/>
+          </w:tcPr>
+          <w:p>
+            <w:pPr>
+              <w:autoSpaceDE w:val="0"/>
+              <w:autoSpaceDN w:val="0"/>
+            </w:pPr>
+            <w:r/>
+            <w:r>
+              <w:rPr>
+                <w:rFonts w:ascii="맑은 고딕" w:hAnsi="맑은 고딕" w:eastAsia="맑은 고딕" w:cs="맑은 고딕"/>
+                <w:b/>
+                <w:color w:val="000000"/>
+                <w:sz w:val="19"/>
+              </w:rPr>
+              <w:t>Q. 폐기물처리사업계획서 적합 여부는 행정청이 자유롭게 판단할 수 있나요?</w:t>
+            </w:r>
+          </w:p>
+          <w:p>
+            <w:pPr>
+              <w:autoSpaceDE w:val="0"/>
+              <w:autoSpaceDN w:val="0"/>
+            </w:pPr>
+            <w:r>
+              <w:rPr>
+                <w:rFonts w:ascii="맑은 고딕" w:hAnsi="맑은 고딕" w:eastAsia="맑은 고딕" w:cs="맑은 고딕"/>
+                <w:b w:val="0"/>
+                <w:color w:val="000000"/>
+                <w:sz w:val="19"/>
+              </w:rPr>
+              <w:t>A. 생활환경·자연환경 영향을 두루 검토하는 것으로 행정청에 광범위한 재량이 인정되며, 장래의 불확실한 상황 예측은 폭넓게 존중됩니다.</w:t>
+            </w:r>
+          </w:p>
+          <w:p>
+            <w:pPr>
+              <w:autoSpaceDE w:val="0"/>
+              <w:autoSpaceDN w:val="0"/>
+            </w:pPr>
+          </w:p>
+          <w:p>
+            <w:pPr>
+              <w:autoSpaceDE w:val="0"/>
+              <w:autoSpaceDN w:val="0"/>
+            </w:pPr>
+            <w:r>
+              <w:rPr>
+                <w:rFonts w:ascii="맑은 고딕" w:hAnsi="맑은 고딕" w:eastAsia="맑은 고딕" w:cs="맑은 고딕"/>
+                <w:b/>
+                <w:color w:val="000000"/>
+                <w:sz w:val="19"/>
+              </w:rPr>
+              <w:t>Q. 반려처분이 위법하다는 점은 누가 증명해야 하나요?</w:t>
+            </w:r>
+          </w:p>
+          <w:p>
+            <w:pPr>
+              <w:autoSpaceDE w:val="0"/>
+              <w:autoSpaceDN w:val="0"/>
+            </w:pPr>
+            <w:r>
+              <w:rPr>
+                <w:rFonts w:ascii="맑은 고딕" w:hAnsi="맑은 고딕" w:eastAsia="맑은 고딕" w:cs="맑은 고딕"/>
+                <w:b w:val="0"/>
+                <w:color w:val="000000"/>
+                <w:sz w:val="19"/>
+              </w:rPr>
+              <w:t>A. 처분을 다투는 원고가 재량 일탈·남용을 증명해야 하며, 처분서가 간략하면 행정청이 소송에서 구체적 사유를 밝히고 원고가 이를 반박해야 합니다.</w:t>
+            </w:r>
+          </w:p>
+        </w:tc>
+      </w:tr>
+    </w:tbl>
+    <w:p>
+      <w:pPr>
+        <w:autoSpaceDE w:val="0"/>
+        <w:autoSpaceDN w:val="0"/>
+      </w:pPr>
+    </w:p>
+    <w:p>
+      <w:pPr>
+        <w:autoSpaceDE w:val="0"/>
+        <w:autoSpaceDN w:val="0"/>
+      </w:pPr>
+    </w:p>
     <w:p>
       <w:pPr>
         <w:pStyle w:val="2"/>
+        <w:autoSpaceDE w:val="0"/>
+        <w:autoSpaceDN w:val="0"/>
       </w:pPr>
       <w:r>
         <w:rPr>
@@ -80,6 +229,10 @@
             <w:shd w:val="clear" w:color="auto" w:fill="F2F2F2"/>
           </w:tcPr>
           <w:p>
+            <w:pPr>
+              <w:autoSpaceDE w:val="0"/>
+              <w:autoSpaceDN w:val="0"/>
+            </w:pPr>
             <w:r/>
             <w:r>
               <w:rPr>
@@ -97,6 +250,10 @@
             <w:tcW w:type="pct" w:w="3900"/>
           </w:tcPr>
           <w:p>
+            <w:pPr>
+              <w:autoSpaceDE w:val="0"/>
+              <w:autoSpaceDN w:val="0"/>
+            </w:pPr>
             <w:r/>
             <w:r>
               <w:rPr>
@@ -117,6 +274,10 @@
             <w:shd w:val="clear" w:color="auto" w:fill="F2F2F2"/>
           </w:tcPr>
           <w:p>
+            <w:pPr>
+              <w:autoSpaceDE w:val="0"/>
+              <w:autoSpaceDN w:val="0"/>
+            </w:pPr>
             <w:r/>
             <w:r>
               <w:rPr>
@@ -134,6 +295,10 @@
             <w:tcW w:type="pct" w:w="3900"/>
           </w:tcPr>
           <w:p>
+            <w:pPr>
+              <w:autoSpaceDE w:val="0"/>
+              <w:autoSpaceDN w:val="0"/>
+            </w:pPr>
             <w:r/>
             <w:r>
               <w:rPr>
@@ -154,6 +319,10 @@
             <w:shd w:val="clear" w:color="auto" w:fill="F2F2F2"/>
           </w:tcPr>
           <w:p>
+            <w:pPr>
+              <w:autoSpaceDE w:val="0"/>
+              <w:autoSpaceDN w:val="0"/>
+            </w:pPr>
             <w:r/>
             <w:r>
               <w:rPr>
@@ -171,6 +340,10 @@
             <w:tcW w:type="pct" w:w="3900"/>
           </w:tcPr>
           <w:p>
+            <w:pPr>
+              <w:autoSpaceDE w:val="0"/>
+              <w:autoSpaceDN w:val="0"/>
+            </w:pPr>
             <w:r/>
             <w:r>
               <w:rPr>
@@ -191,6 +364,10 @@
             <w:shd w:val="clear" w:color="auto" w:fill="F2F2F2"/>
           </w:tcPr>
           <w:p>
+            <w:pPr>
+              <w:autoSpaceDE w:val="0"/>
+              <w:autoSpaceDN w:val="0"/>
+            </w:pPr>
             <w:r/>
             <w:r>
               <w:rPr>
@@ -208,6 +385,10 @@
             <w:tcW w:type="pct" w:w="3900"/>
           </w:tcPr>
           <w:p>
+            <w:pPr>
+              <w:autoSpaceDE w:val="0"/>
+              <w:autoSpaceDN w:val="0"/>
+            </w:pPr>
             <w:r/>
             <w:r>
               <w:rPr>
@@ -228,6 +409,10 @@
             <w:shd w:val="clear" w:color="auto" w:fill="F2F2F2"/>
           </w:tcPr>
           <w:p>
+            <w:pPr>
+              <w:autoSpaceDE w:val="0"/>
+              <w:autoSpaceDN w:val="0"/>
+            </w:pPr>
             <w:r/>
             <w:r>
               <w:rPr>
@@ -245,6 +430,10 @@
             <w:tcW w:type="pct" w:w="3900"/>
           </w:tcPr>
           <w:p>
+            <w:pPr>
+              <w:autoSpaceDE w:val="0"/>
+              <w:autoSpaceDN w:val="0"/>
+            </w:pPr>
             <w:r/>
             <w:r>
               <w:rPr>
@@ -259,11 +448,23 @@
         </w:tc>
       </w:tr>
     </w:tbl>
-    <w:p/>
-    <w:p/>
+    <w:p>
+      <w:pPr>
+        <w:autoSpaceDE w:val="0"/>
+        <w:autoSpaceDN w:val="0"/>
+      </w:pPr>
+    </w:p>
+    <w:p>
+      <w:pPr>
+        <w:autoSpaceDE w:val="0"/>
+        <w:autoSpaceDN w:val="0"/>
+      </w:pPr>
+    </w:p>
     <w:p>
       <w:pPr>
         <w:pStyle w:val="2"/>
+        <w:autoSpaceDE w:val="0"/>
+        <w:autoSpaceDN w:val="0"/>
         <w:spacing w:before="80"/>
       </w:pPr>
       <w:r>
@@ -275,6 +476,10 @@
       </w:r>
     </w:p>
     <w:p>
+      <w:pPr>
+        <w:autoSpaceDE w:val="0"/>
+        <w:autoSpaceDN w:val="0"/>
+      </w:pPr>
       <w:r>
         <w:rPr>
           <w:rFonts w:ascii="맑은 고딕" w:hAnsi="맑은 고딕" w:eastAsia="맑은 고딕" w:cs="맑은 고딕"/>
@@ -283,8 +488,17 @@
         <w:t>(1) 원고가 폐합성수지를 선별·분쇄해 고형연료제품을 만드는 폐기물처리사업계획서를 제출하였습니다.</w:t>
       </w:r>
     </w:p>
-    <w:p/>
-    <w:p>
+    <w:p>
+      <w:pPr>
+        <w:autoSpaceDE w:val="0"/>
+        <w:autoSpaceDN w:val="0"/>
+      </w:pPr>
+    </w:p>
+    <w:p>
+      <w:pPr>
+        <w:autoSpaceDE w:val="0"/>
+        <w:autoSpaceDN w:val="0"/>
+      </w:pPr>
       <w:r>
         <w:rPr>
           <w:rFonts w:ascii="맑은 고딕" w:hAnsi="맑은 고딕" w:eastAsia="맑은 고딕" w:cs="맑은 고딕"/>
@@ -293,8 +507,17 @@
         <w:t>(2) 영천시장은 ‘인근 주민 동의서 미제출’만을 이유로 반려처분을 하였습니다.</w:t>
       </w:r>
     </w:p>
-    <w:p/>
-    <w:p>
+    <w:p>
+      <w:pPr>
+        <w:autoSpaceDE w:val="0"/>
+        <w:autoSpaceDN w:val="0"/>
+      </w:pPr>
+    </w:p>
+    <w:p>
+      <w:pPr>
+        <w:autoSpaceDE w:val="0"/>
+        <w:autoSpaceDN w:val="0"/>
+      </w:pPr>
       <w:r>
         <w:rPr>
           <w:rFonts w:ascii="맑은 고딕" w:hAnsi="맑은 고딕" w:eastAsia="맑은 고딕" w:cs="맑은 고딕"/>
@@ -303,11 +526,23 @@
         <w:t>(3) 소송 과정에서 행정청은 비산먼지·소음·진동·화재·교통 위험·환경오염 가중 등 주변 환경 영향을 구체적 사유로 제시하였습니다.</w:t>
       </w:r>
     </w:p>
-    <w:p/>
-    <w:p/>
+    <w:p>
+      <w:pPr>
+        <w:autoSpaceDE w:val="0"/>
+        <w:autoSpaceDN w:val="0"/>
+      </w:pPr>
+    </w:p>
+    <w:p>
+      <w:pPr>
+        <w:autoSpaceDE w:val="0"/>
+        <w:autoSpaceDN w:val="0"/>
+      </w:pPr>
+    </w:p>
     <w:p>
       <w:pPr>
         <w:pStyle w:val="2"/>
+        <w:autoSpaceDE w:val="0"/>
+        <w:autoSpaceDN w:val="0"/>
         <w:spacing w:before="80"/>
       </w:pPr>
       <w:r>
@@ -319,6 +554,10 @@
       </w:r>
     </w:p>
     <w:p>
+      <w:pPr>
+        <w:autoSpaceDE w:val="0"/>
+        <w:autoSpaceDN w:val="0"/>
+      </w:pPr>
       <w:r>
         <w:rPr>
           <w:rFonts w:ascii="맑은 고딕" w:hAnsi="맑은 고딕" w:eastAsia="맑은 고딕" w:cs="맑은 고딕"/>
@@ -327,11 +566,23 @@
         <w:t>폐기물처리사업계획서 적합 여부 판단에 행정청의 재량이 어디까지 인정되며, 반려처분 취소소송에서 누가 무엇을 증명해야 하는지가 쟁점입니다.</w:t>
       </w:r>
     </w:p>
-    <w:p/>
-    <w:p/>
+    <w:p>
+      <w:pPr>
+        <w:autoSpaceDE w:val="0"/>
+        <w:autoSpaceDN w:val="0"/>
+      </w:pPr>
+    </w:p>
+    <w:p>
+      <w:pPr>
+        <w:autoSpaceDE w:val="0"/>
+        <w:autoSpaceDN w:val="0"/>
+      </w:pPr>
+    </w:p>
     <w:p>
       <w:pPr>
         <w:pStyle w:val="2"/>
+        <w:autoSpaceDE w:val="0"/>
+        <w:autoSpaceDN w:val="0"/>
         <w:spacing w:before="80"/>
       </w:pPr>
       <w:r>
@@ -369,6 +620,10 @@
             </w:tcBorders>
           </w:tcPr>
           <w:p>
+            <w:pPr>
+              <w:autoSpaceDE w:val="0"/>
+              <w:autoSpaceDN w:val="0"/>
+            </w:pPr>
             <w:r/>
             <w:r>
               <w:rPr>
@@ -390,6 +645,10 @@
             </w:tcBorders>
           </w:tcPr>
           <w:p>
+            <w:pPr>
+              <w:autoSpaceDE w:val="0"/>
+              <w:autoSpaceDN w:val="0"/>
+            </w:pPr>
             <w:r/>
             <w:r>
               <w:rPr>
@@ -410,6 +669,10 @@
             <w:shd w:val="clear" w:color="auto" w:fill="F2F2F2"/>
           </w:tcPr>
           <w:p>
+            <w:pPr>
+              <w:autoSpaceDE w:val="0"/>
+              <w:autoSpaceDN w:val="0"/>
+            </w:pPr>
             <w:r/>
             <w:r>
               <w:rPr>
@@ -427,6 +690,10 @@
             <w:tcW w:type="pct" w:w="3900"/>
           </w:tcPr>
           <w:p>
+            <w:pPr>
+              <w:autoSpaceDE w:val="0"/>
+              <w:autoSpaceDN w:val="0"/>
+            </w:pPr>
             <w:r/>
             <w:r>
               <w:rPr>
@@ -447,6 +714,10 @@
             <w:shd w:val="clear" w:color="auto" w:fill="F2F2F2"/>
           </w:tcPr>
           <w:p>
+            <w:pPr>
+              <w:autoSpaceDE w:val="0"/>
+              <w:autoSpaceDN w:val="0"/>
+            </w:pPr>
             <w:r/>
             <w:r>
               <w:rPr>
@@ -464,6 +735,10 @@
             <w:tcW w:type="pct" w:w="3900"/>
           </w:tcPr>
           <w:p>
+            <w:pPr>
+              <w:autoSpaceDE w:val="0"/>
+              <w:autoSpaceDN w:val="0"/>
+            </w:pPr>
             <w:r/>
             <w:r>
               <w:rPr>
@@ -478,11 +753,23 @@
         </w:tc>
       </w:tr>
     </w:tbl>
-    <w:p/>
-    <w:p/>
+    <w:p>
+      <w:pPr>
+        <w:autoSpaceDE w:val="0"/>
+        <w:autoSpaceDN w:val="0"/>
+      </w:pPr>
+    </w:p>
+    <w:p>
+      <w:pPr>
+        <w:autoSpaceDE w:val="0"/>
+        <w:autoSpaceDN w:val="0"/>
+      </w:pPr>
+    </w:p>
     <w:p>
       <w:pPr>
         <w:pStyle w:val="2"/>
+        <w:autoSpaceDE w:val="0"/>
+        <w:autoSpaceDN w:val="0"/>
         <w:spacing w:before="80"/>
       </w:pPr>
       <w:r>
@@ -494,6 +781,10 @@
       </w:r>
     </w:p>
     <w:p>
+      <w:pPr>
+        <w:autoSpaceDE w:val="0"/>
+        <w:autoSpaceDN w:val="0"/>
+      </w:pPr>
       <w:r>
         <w:rPr>
           <w:rFonts w:ascii="맑은 고딕" w:hAnsi="맑은 고딕" w:eastAsia="맑은 고딕" w:cs="맑은 고딕"/>
@@ -502,8 +793,17 @@
         <w:t>① 폐기물처리사업계획서의 적합 여부는 생활환경과 자연환경에 미치는 영향을 두루 검토하는 것으로, 행정청에 광범위한 재량이 인정됩니다.</w:t>
       </w:r>
     </w:p>
-    <w:p/>
-    <w:p>
+    <w:p>
+      <w:pPr>
+        <w:autoSpaceDE w:val="0"/>
+        <w:autoSpaceDN w:val="0"/>
+      </w:pPr>
+    </w:p>
+    <w:p>
+      <w:pPr>
+        <w:autoSpaceDE w:val="0"/>
+        <w:autoSpaceDN w:val="0"/>
+      </w:pPr>
       <w:r>
         <w:rPr>
           <w:rFonts w:ascii="맑은 고딕" w:hAnsi="맑은 고딕" w:eastAsia="맑은 고딕" w:cs="맑은 고딕"/>
@@ -512,8 +812,17 @@
         <w:t>② 장래에 발생할 불확실한 상황과 파급효과에 대한 예측이 필요한 판단은 현저히 불합리하거나 형평·비례원칙에 뚜렷이 배치되지 않는 한 폭넓게 존중됩니다.</w:t>
       </w:r>
     </w:p>
-    <w:p/>
-    <w:p>
+    <w:p>
+      <w:pPr>
+        <w:autoSpaceDE w:val="0"/>
+        <w:autoSpaceDN w:val="0"/>
+      </w:pPr>
+    </w:p>
+    <w:p>
+      <w:pPr>
+        <w:autoSpaceDE w:val="0"/>
+        <w:autoSpaceDN w:val="0"/>
+      </w:pPr>
       <w:r>
         <w:rPr>
           <w:rFonts w:ascii="맑은 고딕" w:hAnsi="맑은 고딕" w:eastAsia="맑은 고딕" w:cs="맑은 고딕"/>
@@ -522,75 +831,23 @@
         <w:t>③ 재량권 일탈·남용은 처분의 효력을 다투는 자(원고)가 증명해야 하며, 처분서가 간략하면 행정청이 소송에서 구체적 사유를 밝히고 원고는 이를 반박할 자료를 제출해야 합니다.</w:t>
       </w:r>
     </w:p>
-    <w:p/>
-    <w:p/>
+    <w:p>
+      <w:pPr>
+        <w:autoSpaceDE w:val="0"/>
+        <w:autoSpaceDN w:val="0"/>
+      </w:pPr>
+    </w:p>
+    <w:p>
+      <w:pPr>
+        <w:autoSpaceDE w:val="0"/>
+        <w:autoSpaceDN w:val="0"/>
+      </w:pPr>
+    </w:p>
     <w:p>
       <w:pPr>
         <w:pStyle w:val="2"/>
-        <w:spacing w:before="80"/>
-      </w:pPr>
-      <w:r>
-        <w:rPr>
-          <w:rFonts w:ascii="맑은 고딕" w:hAnsi="맑은 고딕" w:eastAsia="맑은 고딕" w:cs="맑은 고딕"/>
-          <w:color w:val="000000"/>
-        </w:rPr>
-        <w:t>6. 참조 조문</w:t>
-      </w:r>
-    </w:p>
-    <w:p>
-      <w:pPr>
-        <w:pStyle w:val="cite1"/>
-      </w:pPr>
-      <w:r>
-        <w:rPr>
-          <w:rFonts w:ascii="맑은 고딕" w:hAnsi="맑은 고딕" w:eastAsia="맑은 고딕" w:cs="맑은 고딕"/>
-          <w:color w:val="000000"/>
-        </w:rPr>
-        <w:t>관련 법령·판례</w:t>
-      </w:r>
-    </w:p>
-    <w:p>
-      <w:r>
-        <w:rPr>
-          <w:rFonts w:ascii="맑은 고딕" w:hAnsi="맑은 고딕" w:eastAsia="맑은 고딕" w:cs="맑은 고딕"/>
-          <w:color w:val="000000"/>
-        </w:rPr>
-        <w:t>폐기물관리법 제1조 · 제25조 제1항·제2항 제4호</w:t>
-      </w:r>
-      <w:r>
-        <w:rPr>
-          <w:rFonts w:ascii="맑은 고딕" w:hAnsi="맑은 고딕" w:eastAsia="맑은 고딕" w:cs="맑은 고딕"/>
-          <w:color w:val="000000"/>
-        </w:rPr>
-        <w:br/>
-      </w:r>
-      <w:r>
-        <w:rPr>
-          <w:rFonts w:ascii="맑은 고딕" w:hAnsi="맑은 고딕" w:eastAsia="맑은 고딕" w:cs="맑은 고딕"/>
-          <w:color w:val="000000"/>
-        </w:rPr>
-        <w:t>환경정책기본법 제12조 제1항 · 제13조</w:t>
-      </w:r>
-      <w:r>
-        <w:rPr>
-          <w:rFonts w:ascii="맑은 고딕" w:hAnsi="맑은 고딕" w:eastAsia="맑은 고딕" w:cs="맑은 고딕"/>
-          <w:color w:val="000000"/>
-        </w:rPr>
-        <w:br/>
-      </w:r>
-      <w:r>
-        <w:rPr>
-          <w:rFonts w:ascii="맑은 고딕" w:hAnsi="맑은 고딕" w:eastAsia="맑은 고딕" w:cs="맑은 고딕"/>
-          <w:color w:val="000000"/>
-        </w:rPr>
-        <w:t>행정소송법 제26조[증명책임] · 제27조</w:t>
-      </w:r>
-    </w:p>
-    <w:p/>
-    <w:p/>
-    <w:p>
-      <w:pPr>
-        <w:pStyle w:val="2"/>
+        <w:autoSpaceDE w:val="0"/>
+        <w:autoSpaceDN w:val="0"/>
         <w:spacing w:before="200"/>
       </w:pPr>
       <w:r>
@@ -628,6 +885,10 @@
             </w:tcBorders>
           </w:tcPr>
           <w:p>
+            <w:pPr>
+              <w:autoSpaceDE w:val="0"/>
+              <w:autoSpaceDN w:val="0"/>
+            </w:pPr>
             <w:r/>
             <w:r>
               <w:rPr>
@@ -649,6 +910,10 @@
             </w:tcBorders>
           </w:tcPr>
           <w:p>
+            <w:pPr>
+              <w:autoSpaceDE w:val="0"/>
+              <w:autoSpaceDN w:val="0"/>
+            </w:pPr>
             <w:r/>
             <w:r>
               <w:rPr>
@@ -669,6 +934,10 @@
             <w:shd w:val="clear" w:color="auto" w:fill="F2F2F2"/>
           </w:tcPr>
           <w:p>
+            <w:pPr>
+              <w:autoSpaceDE w:val="0"/>
+              <w:autoSpaceDN w:val="0"/>
+            </w:pPr>
             <w:r/>
             <w:r>
               <w:rPr>
@@ -704,6 +973,10 @@
             <w:tcW w:type="pct" w:w="3600"/>
           </w:tcPr>
           <w:p>
+            <w:pPr>
+              <w:autoSpaceDE w:val="0"/>
+              <w:autoSpaceDN w:val="0"/>
+            </w:pPr>
             <w:r/>
             <w:r>
               <w:rPr>
@@ -743,6 +1016,10 @@
             <w:shd w:val="clear" w:color="auto" w:fill="F2F2F2"/>
           </w:tcPr>
           <w:p>
+            <w:pPr>
+              <w:autoSpaceDE w:val="0"/>
+              <w:autoSpaceDN w:val="0"/>
+            </w:pPr>
             <w:r/>
             <w:r>
               <w:rPr>
@@ -778,6 +1055,10 @@
             <w:tcW w:type="pct" w:w="3600"/>
           </w:tcPr>
           <w:p>
+            <w:pPr>
+              <w:autoSpaceDE w:val="0"/>
+              <w:autoSpaceDN w:val="0"/>
+            </w:pPr>
             <w:r/>
             <w:r>
               <w:rPr>
@@ -817,6 +1098,10 @@
             <w:shd w:val="clear" w:color="auto" w:fill="F2F2F2"/>
           </w:tcPr>
           <w:p>
+            <w:pPr>
+              <w:autoSpaceDE w:val="0"/>
+              <w:autoSpaceDN w:val="0"/>
+            </w:pPr>
             <w:r/>
             <w:r>
               <w:rPr>
@@ -852,6 +1137,10 @@
             <w:tcW w:type="pct" w:w="3600"/>
           </w:tcPr>
           <w:p>
+            <w:pPr>
+              <w:autoSpaceDE w:val="0"/>
+              <w:autoSpaceDN w:val="0"/>
+            </w:pPr>
             <w:r/>
             <w:r>
               <w:rPr>
@@ -891,6 +1180,10 @@
             <w:shd w:val="clear" w:color="auto" w:fill="F2F2F2"/>
           </w:tcPr>
           <w:p>
+            <w:pPr>
+              <w:autoSpaceDE w:val="0"/>
+              <w:autoSpaceDN w:val="0"/>
+            </w:pPr>
             <w:r/>
             <w:r>
               <w:rPr>
@@ -926,6 +1219,10 @@
             <w:tcW w:type="pct" w:w="3600"/>
           </w:tcPr>
           <w:p>
+            <w:pPr>
+              <w:autoSpaceDE w:val="0"/>
+              <w:autoSpaceDN w:val="0"/>
+            </w:pPr>
             <w:r/>
             <w:r>
               <w:rPr>
@@ -962,6 +1259,8 @@
     <w:p>
       <w:pPr>
         <w:pStyle w:val="note"/>
+        <w:autoSpaceDE w:val="0"/>
+        <w:autoSpaceDN w:val="0"/>
         <w:spacing w:before="80"/>
       </w:pPr>
       <w:r>
@@ -974,7 +1273,24 @@
     </w:p>
     <w:p>
       <w:pPr>
-        <w:spacing w:before="160"/>
+        <w:autoSpaceDE w:val="0"/>
+        <w:autoSpaceDN w:val="0"/>
+        <w:spacing w:before="120"/>
+      </w:pPr>
+      <w:r>
+        <w:rPr>
+          <w:rFonts w:ascii="맑은 고딕" w:hAnsi="맑은 고딕" w:eastAsia="맑은 고딕" w:cs="맑은 고딕"/>
+          <w:color w:val="000000"/>
+          <w:sz w:val="18"/>
+        </w:rPr>
+        <w:t>원문  https://www.law.go.kr/판례/(2023두35661)</w:t>
+      </w:r>
+    </w:p>
+    <w:p>
+      <w:pPr>
+        <w:autoSpaceDE w:val="0"/>
+        <w:autoSpaceDN w:val="0"/>
+        <w:spacing w:before="80"/>
       </w:pPr>
       <w:r>
         <w:rPr>
@@ -988,6 +1304,8 @@
     <w:p>
       <w:pPr>
         <w:pStyle w:val="mark"/>
+        <w:autoSpaceDE w:val="0"/>
+        <w:autoSpaceDN w:val="0"/>
       </w:pPr>
       <w:r>
         <w:rPr>

--- a/블로그글작성/판례/판례_대법원2023두35661_폐기물처리사업계획서_적합여부재량.docx
+++ b/블로그글작성/판례/판례_대법원2023두35661_폐기물처리사업계획서_적합여부재량.docx
@@ -1260,6 +1260,32 @@
         </w:tc>
       </w:tr>
     </w:tbl>
+    <w:p>
+      <w:pPr>
+        <w:pStyle w:val="2"/>
+      </w:pPr>
+      <w:r>
+        <w:t>핵심 요약</w:t>
+      </w:r>
+    </w:p>
+    <w:p>
+      <w:pPr/>
+      <w:r>
+        <w:t>폐기물처리사업계획서의 적합 여부 판단에는 생활환경과 자연환경 영향을 두루 살피는 행정청의 광범위한 재량이 인정됩니다.</w:t>
+      </w:r>
+    </w:p>
+    <w:p>
+      <w:pPr/>
+      <w:r>
+        <w:t>처분서에 사유가 간략히 적혀 있어도 행정청은 소송에서 구체적 사유를 보충해 제시할 수 있습니다.</w:t>
+      </w:r>
+    </w:p>
+    <w:p>
+      <w:pPr/>
+      <w:r>
+        <w:t>재량권 일탈남용은 처분을 다투는 원고가 증명해야 하므로, 반려에 불복하려면 그 판단이 불합리함을 입증할 자료를 준비해야 합니다.</w:t>
+      </w:r>
+    </w:p>
     <w:p>
       <w:pPr>
         <w:pStyle w:val="note"/>

--- a/블로그글작성/판례/판례_대법원2023두35661_폐기물처리사업계획서_적합여부재량.docx
+++ b/블로그글작성/판례/판례_대법원2023두35661_폐기물처리사업계획서_적합여부재량.docx
@@ -16,7 +16,7 @@
           <w:color w:val="000000"/>
           <w:sz w:val="32"/>
         </w:rPr>
-        <w:t>폐기물처리사업계획서 반려, 행정청 재량은 어디까지일까요?</w:t>
+        <w:t>폐기물처리사업계획서 반려, 행정청 재량은 어디까지일까요? (2023두35661)</w:t>
       </w:r>
     </w:p>
     <w:p>
@@ -47,12 +47,6 @@
         </w:rPr>
         <w:t>○ 행정청이 폐기물처리사업계획서를 반려·부적합 통보할 때의 재량 범위와, 그 취소소송에서의 심리·증명책임이 문제된 사건입니다. 대법원은 적합 여부 판단에 행정청의 광범위한 재량을 인정했습니다.</w:t>
       </w:r>
-    </w:p>
-    <w:p>
-      <w:pPr>
-        <w:autoSpaceDE w:val="0"/>
-        <w:autoSpaceDN w:val="0"/>
-      </w:pPr>
     </w:p>
     <w:p>
       <w:pPr>
@@ -187,12 +181,6 @@
     </w:p>
     <w:p>
       <w:pPr>
-        <w:autoSpaceDE w:val="0"/>
-        <w:autoSpaceDN w:val="0"/>
-      </w:pPr>
-    </w:p>
-    <w:p>
-      <w:pPr>
         <w:pStyle w:val="2"/>
         <w:autoSpaceDE w:val="0"/>
         <w:autoSpaceDN w:val="0"/>
@@ -456,12 +444,6 @@
     </w:p>
     <w:p>
       <w:pPr>
-        <w:autoSpaceDE w:val="0"/>
-        <w:autoSpaceDN w:val="0"/>
-      </w:pPr>
-    </w:p>
-    <w:p>
-      <w:pPr>
         <w:pStyle w:val="2"/>
         <w:autoSpaceDE w:val="0"/>
         <w:autoSpaceDN w:val="0"/>
@@ -525,12 +507,6 @@
         </w:rPr>
         <w:t>(3) 소송 과정에서 행정청은 비산먼지·소음·진동·화재·교통 위험·환경오염 가중 등 주변 환경 영향을 구체적 사유로 제시하였습니다.</w:t>
       </w:r>
-    </w:p>
-    <w:p>
-      <w:pPr>
-        <w:autoSpaceDE w:val="0"/>
-        <w:autoSpaceDN w:val="0"/>
-      </w:pPr>
     </w:p>
     <w:p>
       <w:pPr>
@@ -566,12 +542,6 @@
         </w:rPr>
         <w:t>폐기물처리사업계획서 적합 여부 판단에 행정청의 재량이 어디까지 인정되며, 반려처분 취소소송에서 누가 무엇을 증명해야 하는지가 쟁점입니다.</w:t>
       </w:r>
-    </w:p>
-    <w:p>
-      <w:pPr>
-        <w:autoSpaceDE w:val="0"/>
-        <w:autoSpaceDN w:val="0"/>
-      </w:pPr>
     </w:p>
     <w:p>
       <w:pPr>
@@ -762,12 +732,6 @@
     </w:p>
     <w:p>
       <w:pPr>
-        <w:autoSpaceDE w:val="0"/>
-        <w:autoSpaceDN w:val="0"/>
-      </w:pPr>
-    </w:p>
-    <w:p>
-      <w:pPr>
         <w:pStyle w:val="2"/>
         <w:autoSpaceDE w:val="0"/>
         <w:autoSpaceDN w:val="0"/>
@@ -834,12 +798,6 @@
         </w:rPr>
         <w:t>③ 재량권 일탈·남용은 처분의 효력을 다투는 자(원고)가 증명해야 하며, 처분서가 간략하면 행정청이 소송에서 구체적 사유를 밝히고 원고는 이를 반박할 자료를 제출해야 합니다.</w:t>
       </w:r>
-    </w:p>
-    <w:p>
-      <w:pPr>
-        <w:autoSpaceDE w:val="0"/>
-        <w:autoSpaceDN w:val="0"/>
-      </w:pPr>
     </w:p>
     <w:p>
       <w:pPr>
